--- a/backend/core/doc_templates/face_identification_form.docx
+++ b/backend/core/doc_templates/face_identification_form.docx
@@ -105,7 +105,7 @@
               <w:rPr>
                 <w:b w:val="0"/>
               </w:rPr>
-              <w:t>[ AFFIX RECENT PHOTOGRAPH OF THE ACCUSED HERE ]</w:t>
+              <w:t>{{ photo }}</w:t>
             </w:r>
           </w:p>
         </w:tc>
